--- a/tillsyn/A 38403-2021 tillsynsbegäran.docx
+++ b/tillsyn/A 38403-2021 tillsynsbegäran.docx
@@ -396,7 +396,7 @@
     <w:r>
       <w:tab/>
       <w:tab/>
-      <w:t>2026-06-18</w:t>
+      <w:t>2026-06-19</w:t>
       <w:br/>
       <w:br/>
     </w:r>

--- a/tillsyn/A 38403-2021 tillsynsbegäran.docx
+++ b/tillsyn/A 38403-2021 tillsynsbegäran.docx
@@ -396,7 +396,7 @@
     <w:r>
       <w:tab/>
       <w:tab/>
-      <w:t>2026-06-19</w:t>
+      <w:t>2026-06-20</w:t>
       <w:br/>
       <w:br/>
     </w:r>

--- a/tillsyn/A 38403-2021 tillsynsbegäran.docx
+++ b/tillsyn/A 38403-2021 tillsynsbegäran.docx
@@ -12,10 +12,7 @@
     </w:p>
     <w:p>
       <w:r>
-        <w:t>Detta dokument behandlar höga naturvärden i avverkningsanmälan A 38403-2021 i Umeå kommun som inkom 2021-07-29 och omfattar 3,0 ha.</w:t>
-      </w:r>
-      <w:r>
-        <w:t xml:space="preserve"> I Figur 1 visas fyndplatser för naturvårdsarter i området, som finns registrerade på Artportalen.</w:t>
+        <w:t>Denna tillsynsbegäran behandlar höga naturvärden i avverkningsanmälan A 38403-2021 i Umeå kommun som inkom 2021-07-29 och omfattar 3,0 ha.</w:t>
       </w:r>
     </w:p>
     <w:p>
@@ -63,7 +60,20 @@
         <w:spacing w:after="240"/>
       </w:pPr>
       <w:r>
-        <w:t>Figur 1. Fyndplatser för naturvårdsarter i och inom 18 meter från avverkningsanmälan (röd linje). Inom parentes anges rödlistekategorier, S för signalarter, Tför typiska arter och fridlysningsparagrafer i artskyddsförordningen.Markörer utan svart kant är placerade på fyndplatsen. Markörer med svart kant är placerade vid sidan av fyndplatsen och har ett svart streck som visar fyndplatsens exakta position. Kartans mittpunktskoordinat är N 7091634, E 749278 i SWEREF 99 TM.</w:t>
+        <w:t>Figur 1. Fyndplatser för naturvårdsarter i och inom 18 meter från avverkningsanmälan. Markörer utan svart kant är placerade på fyndplatsen. Markörer med svart kant är placerade vid sidan av fyndplatsen har ett svart streck som visar fyndplatsens exakta position. Kartans mittpunktskoordinat är N 7091634, E 749278 i SWEREF 99 TM.</w:t>
+      </w:r>
+    </w:p>
+    <w:p>
+      <w:r>
+        <w:t>I och inom 18 meter från avverkningsanmälan finns fynd av 2 naturvårdsarter, varav 1 är fridlyst, 2 är typiska (T) och 1 är signalart (S): strutbräken (S, T) och järpe (T, §4). Se Figur 1.</w:t>
+      </w:r>
+    </w:p>
+    <w:p>
+      <w:pPr>
+        <w:pStyle w:val="Heading1"/>
+      </w:pPr>
+      <w:r>
+        <w:t>Tillsynsbegäran</w:t>
       </w:r>
     </w:p>
     <w:p>
@@ -77,53 +87,45 @@
       </w:r>
     </w:p>
     <w:p>
-      <w:r>
-        <w:t>Nedan beskrivs fynd av naturvårdsarter och fridlysta arter som gjorts i det avverkningsanmälda området. I BILAGA 1 finns artfakta om fridlysta arter.</w:t>
-      </w:r>
-    </w:p>
-    <w:p>
       <w:pPr>
         <w:pStyle w:val="Heading1"/>
       </w:pPr>
       <w:r>
-        <w:t>Naturvårdsarter</w:t>
+        <w:t>Naturvårdsarter och fridlysta arter</w:t>
       </w:r>
     </w:p>
     <w:p>
       <w:r>
-        <w:t>I och inom 18 meter från avverkningsanmälan har följande 2 naturvårdsarter hittats: strutbräken (S, T) och järpe (T, §4). Arter som är signalarter enligt Skogsstyrelsen har markerats med (S). Typiska arter inom Natura 2000 som är kopplade till skogsekosystem har markerats med (T). För fridlysta arter anges även paragrafen i Artskyddsförordningen som arten är fridlyst enligt.</w:t>
+        <w:t>Nedan följer beskrivningar av de naturvårdsarter och fridlysta arter som har sina livsmiljöer och växtplatser i den avverkningsanmälda skogen. Se även ytterligare artfakta i BILAGA 1. De påträffade naturvårdsarterna är ett tydligt kvitto på att det rör sig om en skog med höga naturvärden.</w:t>
       </w:r>
     </w:p>
     <w:p>
       <w:r>
-        <w:t>De påträffade naturvårdsarterna är ett tydligt kvitto på att det rör sig om en skog med höga naturvärden.</w:t>
+        <w:rPr>
+          <w:b/>
+        </w:rPr>
+        <w:t xml:space="preserve">Strutbräken </w:t>
       </w:r>
-    </w:p>
-    <w:p>
-      <w:pPr>
-        <w:pStyle w:val="Heading2"/>
-      </w:pPr>
       <w:r>
-        <w:t>Fridlysta arter</w:t>
-      </w:r>
-    </w:p>
-    <w:p>
-      <w:r>
-        <w:t>Följande fridlysta arter har sina livsmiljöer och växtplatser i den avverkningsanmälda skogen: järpe (T, §4).</w:t>
-      </w:r>
-    </w:p>
-    <w:p>
-      <w:r>
-        <w:t xml:space="preserve">Observera att medlemsländerna är skyldiga att agera i enlighet med EU:s fågeldirektiv där det uttryckligen står att direktivet gäller för fåglar samt för deras ägg, bon och </w:t>
+        <w:t xml:space="preserve">är normalt en mycket bra och tydlig signalart som visar på flera olika fuktiga biotoper med rörligt markvatten som nästan alltid har höga naturvärden. Den växer på skuggiga, fuktiga, näringsrika mullmarker längs bäckdalar, åar, älvar, översilade sluttningar med högörtsgranskog och svämlövskogar med kortvarigt översvämmade sedimentplan. Växtplatserna har ytligt rörligt markvatten och konstant hög luftfuktighet. Arten är känslig för avverkning och dikning.Strutbräken är typisk art för </w:t>
       </w:r>
       <w:r>
         <w:rPr>
-          <w:b/>
+          <w:i/>
         </w:rPr>
-        <w:t xml:space="preserve">livsmiljöer </w:t>
+        <w:t xml:space="preserve">9050 Näringsrik granskog, 9080 Lövsumpskog, 9750 Svämlövskog, 9760 Svämädellövskog </w:t>
       </w:r>
       <w:r>
-        <w:t>(artikel 1). Vidare att de åtgärder som vidtas inte får leda till en försämring av den nuvarande situationen beträffande bevarandet av de fågelarter som avses i artikel 1 (artikel 13). Fågeldirektivet är styrande för tillsynsansvariga myndigheters ärendehantering, ställningstaganden och beslutsfattande.</w:t>
+        <w:t>och</w:t>
+      </w:r>
+      <w:r>
+        <w:rPr>
+          <w:i/>
+        </w:rPr>
+        <w:t xml:space="preserve"> 6430 Högörtängar</w:t>
+      </w:r>
+      <w:r>
+        <w:t xml:space="preserve"> (Nitare &amp; Skogsstyrelsen, 2019; SLU Artdatabanken, 2025).</w:t>
       </w:r>
     </w:p>
     <w:p>
@@ -156,45 +158,25 @@
       </w:r>
     </w:p>
     <w:p>
-      <w:r>
-        <w:t>I BILAGA 1 finns mer detaljerad information om ekologi samt krav på livsmiljö hos fridlysta arter.</w:t>
-      </w:r>
-    </w:p>
-    <w:p>
       <w:pPr>
-        <w:pStyle w:val="Heading2"/>
+        <w:pStyle w:val="Heading1"/>
       </w:pPr>
       <w:r>
-        <w:t>Övriga naturvårdsarter</w:t>
+        <w:t>EU:s fågeldirektiv</w:t>
       </w:r>
     </w:p>
     <w:p>
       <w:r>
+        <w:t xml:space="preserve">Europeiska unionens medlemsländer är skyldiga att agera i enlighet med EU:s fågeldirektiv där det uttryckligen står att direktivet gäller för fåglar samt för deras ägg, bon och </w:t>
+      </w:r>
+      <w:r>
         <w:rPr>
           <w:b/>
         </w:rPr>
-        <w:t xml:space="preserve">Strutbräken </w:t>
+        <w:t xml:space="preserve">livsmiljöer </w:t>
       </w:r>
       <w:r>
-        <w:t xml:space="preserve">är normalt en mycket bra och tydlig signalart som visar på flera olika fuktiga biotoper med rörligt markvatten som nästan alltid har höga naturvärden. Den växer på skuggiga, fuktiga, näringsrika mullmarker längs bäckdalar, åar, älvar, översilade sluttningar med högörtsgranskog och svämlövskogar med kortvarigt översvämmade sedimentplan. Växtplatserna har ytligt rörligt markvatten och konstant hög luftfuktighet. Arten är känslig för avverkning och dikning.Strutbräken är typisk art för </w:t>
-      </w:r>
-      <w:r>
-        <w:rPr>
-          <w:i/>
-        </w:rPr>
-        <w:t xml:space="preserve">9050 Näringsrik granskog, 9080 Lövsumpskog, 9750 Svämlövskog, 9760 Svämädellövskog </w:t>
-      </w:r>
-      <w:r>
-        <w:t>och</w:t>
-      </w:r>
-      <w:r>
-        <w:rPr>
-          <w:i/>
-        </w:rPr>
-        <w:t xml:space="preserve"> 6430 Högörtängar</w:t>
-      </w:r>
-      <w:r>
-        <w:t xml:space="preserve"> (Nitare &amp; Skogsstyrelsen, 2019; SLU Artdatabanken, 2025).</w:t>
+        <w:t>(artikel 1). Vidare att de åtgärder som vidtas inte får leda till en försämring av den nuvarande situationen beträffande bevarandet av de fågelarter som avses i artikel 1 (artikel 13). Fågeldirektivet är styrande för tillsynsansvariga myndigheters ärendehantering, ställningstaganden och beslutsfattande.</w:t>
       </w:r>
     </w:p>
     <w:p>
@@ -396,7 +378,7 @@
     <w:r>
       <w:tab/>
       <w:tab/>
-      <w:t>2026-06-20</w:t>
+      <w:t>2026-06-21</w:t>
       <w:br/>
       <w:br/>
     </w:r>

--- a/tillsyn/A 38403-2021 tillsynsbegäran.docx
+++ b/tillsyn/A 38403-2021 tillsynsbegäran.docx
@@ -378,7 +378,7 @@
     <w:r>
       <w:tab/>
       <w:tab/>
-      <w:t>2026-06-21</w:t>
+      <w:t>2026-06-22</w:t>
       <w:br/>
       <w:br/>
     </w:r>

--- a/tillsyn/A 38403-2021 tillsynsbegäran.docx
+++ b/tillsyn/A 38403-2021 tillsynsbegäran.docx
@@ -378,7 +378,7 @@
     <w:r>
       <w:tab/>
       <w:tab/>
-      <w:t>2026-06-22</w:t>
+      <w:t>2026-06-23</w:t>
       <w:br/>
       <w:br/>
     </w:r>

--- a/tillsyn/A 38403-2021 tillsynsbegäran.docx
+++ b/tillsyn/A 38403-2021 tillsynsbegäran.docx
@@ -378,7 +378,7 @@
     <w:r>
       <w:tab/>
       <w:tab/>
-      <w:t>2026-06-23</w:t>
+      <w:t>2026-06-24</w:t>
       <w:br/>
       <w:br/>
     </w:r>

--- a/tillsyn/A 38403-2021 tillsynsbegäran.docx
+++ b/tillsyn/A 38403-2021 tillsynsbegäran.docx
@@ -378,7 +378,7 @@
     <w:r>
       <w:tab/>
       <w:tab/>
-      <w:t>2026-06-24</w:t>
+      <w:t>2026-06-25</w:t>
       <w:br/>
       <w:br/>
     </w:r>

--- a/tillsyn/A 38403-2021 tillsynsbegäran.docx
+++ b/tillsyn/A 38403-2021 tillsynsbegäran.docx
@@ -378,7 +378,7 @@
     <w:r>
       <w:tab/>
       <w:tab/>
-      <w:t>2026-06-25</w:t>
+      <w:t>2026-06-26</w:t>
       <w:br/>
       <w:br/>
     </w:r>

--- a/tillsyn/A 38403-2021 tillsynsbegäran.docx
+++ b/tillsyn/A 38403-2021 tillsynsbegäran.docx
@@ -378,7 +378,7 @@
     <w:r>
       <w:tab/>
       <w:tab/>
-      <w:t>2026-06-26</w:t>
+      <w:t>2026-06-27</w:t>
       <w:br/>
       <w:br/>
     </w:r>

--- a/tillsyn/A 38403-2021 tillsynsbegäran.docx
+++ b/tillsyn/A 38403-2021 tillsynsbegäran.docx
@@ -378,7 +378,7 @@
     <w:r>
       <w:tab/>
       <w:tab/>
-      <w:t>2026-06-27</w:t>
+      <w:t>2026-06-28</w:t>
       <w:br/>
       <w:br/>
     </w:r>

--- a/tillsyn/A 38403-2021 tillsynsbegäran.docx
+++ b/tillsyn/A 38403-2021 tillsynsbegäran.docx
@@ -378,7 +378,7 @@
     <w:r>
       <w:tab/>
       <w:tab/>
-      <w:t>2026-06-28</w:t>
+      <w:t>2026-06-29</w:t>
       <w:br/>
       <w:br/>
     </w:r>

--- a/tillsyn/A 38403-2021 tillsynsbegäran.docx
+++ b/tillsyn/A 38403-2021 tillsynsbegäran.docx
@@ -378,7 +378,7 @@
     <w:r>
       <w:tab/>
       <w:tab/>
-      <w:t>2026-06-29</w:t>
+      <w:t>2026-06-30</w:t>
       <w:br/>
       <w:br/>
     </w:r>

--- a/tillsyn/A 38403-2021 tillsynsbegäran.docx
+++ b/tillsyn/A 38403-2021 tillsynsbegäran.docx
@@ -378,7 +378,7 @@
     <w:r>
       <w:tab/>
       <w:tab/>
-      <w:t>2026-06-30</w:t>
+      <w:t>2026-07-01</w:t>
       <w:br/>
       <w:br/>
     </w:r>

--- a/tillsyn/A 38403-2021 tillsynsbegäran.docx
+++ b/tillsyn/A 38403-2021 tillsynsbegäran.docx
@@ -378,7 +378,7 @@
     <w:r>
       <w:tab/>
       <w:tab/>
-      <w:t>2026-07-01</w:t>
+      <w:t>2026-07-02</w:t>
       <w:br/>
       <w:br/>
     </w:r>

--- a/tillsyn/A 38403-2021 tillsynsbegäran.docx
+++ b/tillsyn/A 38403-2021 tillsynsbegäran.docx
@@ -378,7 +378,7 @@
     <w:r>
       <w:tab/>
       <w:tab/>
-      <w:t>2026-07-13</w:t>
+      <w:t>2026-07-14</w:t>
       <w:br/>
       <w:br/>
     </w:r>

--- a/tillsyn/A 38403-2021 tillsynsbegäran.docx
+++ b/tillsyn/A 38403-2021 tillsynsbegäran.docx
@@ -378,7 +378,7 @@
     <w:r>
       <w:tab/>
       <w:tab/>
-      <w:t>2026-07-14</w:t>
+      <w:t>2026-07-15</w:t>
       <w:br/>
       <w:br/>
     </w:r>

--- a/tillsyn/A 38403-2021 tillsynsbegäran.docx
+++ b/tillsyn/A 38403-2021 tillsynsbegäran.docx
@@ -378,7 +378,7 @@
     <w:r>
       <w:tab/>
       <w:tab/>
-      <w:t>2026-07-15</w:t>
+      <w:t>2026-07-16</w:t>
       <w:br/>
       <w:br/>
     </w:r>

--- a/tillsyn/A 38403-2021 tillsynsbegäran.docx
+++ b/tillsyn/A 38403-2021 tillsynsbegäran.docx
@@ -378,7 +378,7 @@
     <w:r>
       <w:tab/>
       <w:tab/>
-      <w:t>2026-07-16</w:t>
+      <w:t>2026-07-17</w:t>
       <w:br/>
       <w:br/>
     </w:r>

--- a/tillsyn/A 38403-2021 tillsynsbegäran.docx
+++ b/tillsyn/A 38403-2021 tillsynsbegäran.docx
@@ -378,7 +378,7 @@
     <w:r>
       <w:tab/>
       <w:tab/>
-      <w:t>2026-07-17</w:t>
+      <w:t>2026-07-18</w:t>
       <w:br/>
       <w:br/>
     </w:r>

--- a/tillsyn/A 38403-2021 tillsynsbegäran.docx
+++ b/tillsyn/A 38403-2021 tillsynsbegäran.docx
@@ -378,7 +378,7 @@
     <w:r>
       <w:tab/>
       <w:tab/>
-      <w:t>2026-07-18</w:t>
+      <w:t>2026-07-19</w:t>
       <w:br/>
       <w:br/>
     </w:r>

--- a/tillsyn/A 38403-2021 tillsynsbegäran.docx
+++ b/tillsyn/A 38403-2021 tillsynsbegäran.docx
@@ -378,7 +378,7 @@
     <w:r>
       <w:tab/>
       <w:tab/>
-      <w:t>2026-07-19</w:t>
+      <w:t>2026-07-20</w:t>
       <w:br/>
       <w:br/>
     </w:r>

--- a/tillsyn/A 38403-2021 tillsynsbegäran.docx
+++ b/tillsyn/A 38403-2021 tillsynsbegäran.docx
@@ -378,7 +378,7 @@
     <w:r>
       <w:tab/>
       <w:tab/>
-      <w:t>2026-07-20</w:t>
+      <w:t>2026-07-21</w:t>
       <w:br/>
       <w:br/>
     </w:r>

--- a/tillsyn/A 38403-2021 tillsynsbegäran.docx
+++ b/tillsyn/A 38403-2021 tillsynsbegäran.docx
@@ -378,7 +378,7 @@
     <w:r>
       <w:tab/>
       <w:tab/>
-      <w:t>2026-07-21</w:t>
+      <w:t>2026-07-22</w:t>
       <w:br/>
       <w:br/>
     </w:r>

--- a/tillsyn/A 38403-2021 tillsynsbegäran.docx
+++ b/tillsyn/A 38403-2021 tillsynsbegäran.docx
@@ -378,7 +378,7 @@
     <w:r>
       <w:tab/>
       <w:tab/>
-      <w:t>2026-07-22</w:t>
+      <w:t>2026-07-23</w:t>
       <w:br/>
       <w:br/>
     </w:r>

--- a/tillsyn/A 38403-2021 tillsynsbegäran.docx
+++ b/tillsyn/A 38403-2021 tillsynsbegäran.docx
@@ -378,7 +378,7 @@
     <w:r>
       <w:tab/>
       <w:tab/>
-      <w:t>2026-07-23</w:t>
+      <w:t>2026-07-24</w:t>
       <w:br/>
       <w:br/>
     </w:r>

--- a/tillsyn/A 38403-2021 tillsynsbegäran.docx
+++ b/tillsyn/A 38403-2021 tillsynsbegäran.docx
@@ -378,7 +378,7 @@
     <w:r>
       <w:tab/>
       <w:tab/>
-      <w:t>2026-07-24</w:t>
+      <w:t>2026-07-25</w:t>
       <w:br/>
       <w:br/>
     </w:r>

--- a/tillsyn/A 38403-2021 tillsynsbegäran.docx
+++ b/tillsyn/A 38403-2021 tillsynsbegäran.docx
@@ -378,7 +378,7 @@
     <w:r>
       <w:tab/>
       <w:tab/>
-      <w:t>2026-07-25</w:t>
+      <w:t>2026-07-26</w:t>
       <w:br/>
       <w:br/>
     </w:r>

--- a/tillsyn/A 38403-2021 tillsynsbegäran.docx
+++ b/tillsyn/A 38403-2021 tillsynsbegäran.docx
@@ -378,7 +378,7 @@
     <w:r>
       <w:tab/>
       <w:tab/>
-      <w:t>2026-07-26</w:t>
+      <w:t>2026-07-27</w:t>
       <w:br/>
       <w:br/>
     </w:r>

--- a/tillsyn/A 38403-2021 tillsynsbegäran.docx
+++ b/tillsyn/A 38403-2021 tillsynsbegäran.docx
@@ -378,7 +378,7 @@
     <w:r>
       <w:tab/>
       <w:tab/>
-      <w:t>2026-07-27</w:t>
+      <w:t>2026-07-28</w:t>
       <w:br/>
       <w:br/>
     </w:r>

--- a/tillsyn/A 38403-2021 tillsynsbegäran.docx
+++ b/tillsyn/A 38403-2021 tillsynsbegäran.docx
@@ -378,7 +378,7 @@
     <w:r>
       <w:tab/>
       <w:tab/>
-      <w:t>2026-07-28</w:t>
+      <w:t>2026-07-29</w:t>
       <w:br/>
       <w:br/>
     </w:r>
